--- a/sidequest/Contract_DeCargoWinkel.docx
+++ b/sidequest/Contract_DeCargoWinkel.docx
@@ -82,7 +82,6 @@
     <w:tbl>
       <w:tblPr>
         <w:tblW w:type="auto" w:w="0"/>
-        <w:jc w:val="left"/>
         <w:tblLayout w:type="fixed"/>
         <w:tblLook w:firstColumn="1" w:firstRow="1" w:lastColumn="0" w:lastRow="0" w:noHBand="0" w:noVBand="1" w:val="04A0"/>
       </w:tblPr>
@@ -2591,7 +2590,6 @@
     <w:tbl>
       <w:tblPr>
         <w:tblW w:type="auto" w:w="0"/>
-        <w:jc w:val="left"/>
         <w:tblLayout w:type="fixed"/>
         <w:tblLook w:firstColumn="1" w:firstRow="1" w:lastColumn="0" w:lastRow="0" w:noHBand="0" w:noVBand="1" w:val="04A0"/>
       </w:tblPr>
